--- a/docs/Constructing_Semantic_Simulation_Example.docx
+++ b/docs/Constructing_Semantic_Simulation_Example.docx
@@ -97,6 +97,28 @@
           <w:rFonts w:eastAsiaTheme="minorEastAsia"/>
         </w:rPr>
         <w:t>, we have the following variables/parameters defining the simulator state</w:t>
+      </w:r>
+    </w:p>
+    <w:p>
+      <w:pPr>
+        <w:rPr>
+          <w:rFonts w:eastAsiaTheme="minorEastAsia"/>
+        </w:rPr>
+      </w:pPr>
+    </w:p>
+    <w:p>
+      <w:pPr>
+        <w:rPr>
+          <w:rFonts w:eastAsiaTheme="minorEastAsia"/>
+          <w:u w:val="single"/>
+        </w:rPr>
+      </w:pPr>
+      <w:r>
+        <w:rPr>
+          <w:rFonts w:eastAsiaTheme="minorEastAsia"/>
+          <w:u w:val="single"/>
+        </w:rPr>
+        <w:t>Variables and Parameters</w:t>
       </w:r>
     </w:p>
     <w:p>
@@ -913,8 +935,196 @@
         <w:t xml:space="preserve"> – force</w:t>
       </w:r>
     </w:p>
+    <w:p>
+      <w:pPr>
+        <w:rPr>
+          <w:rFonts w:eastAsiaTheme="minorEastAsia"/>
+        </w:rPr>
+      </w:pPr>
+      <m:oMath>
+        <m:r>
+          <w:rPr>
+            <w:rFonts w:ascii="Cambria Math" w:hAnsi="Cambria Math"/>
+          </w:rPr>
+          <m:t>γ∈</m:t>
+        </m:r>
+        <m:sSub>
+          <m:sSubPr>
+            <m:ctrlPr>
+              <w:rPr>
+                <w:rFonts w:ascii="Cambria Math" w:hAnsi="Cambria Math"/>
+                <w:i/>
+              </w:rPr>
+            </m:ctrlPr>
+          </m:sSubPr>
+          <m:e>
+            <m:r>
+              <m:rPr>
+                <m:scr m:val="double-struck"/>
+              </m:rPr>
+              <w:rPr>
+                <w:rFonts w:ascii="Cambria Math" w:hAnsi="Cambria Math"/>
+              </w:rPr>
+              <m:t>R</m:t>
+            </m:r>
+          </m:e>
+          <m:sub>
+            <m:r>
+              <w:rPr>
+                <w:rFonts w:ascii="Cambria Math" w:hAnsi="Cambria Math"/>
+              </w:rPr>
+              <m:t>&gt;0</m:t>
+            </m:r>
+          </m:sub>
+        </m:sSub>
+      </m:oMath>
+      <w:r>
+        <w:rPr>
+          <w:rFonts w:eastAsiaTheme="minorEastAsia"/>
+        </w:rPr>
+        <w:t xml:space="preserve"> – damping coefficient</w:t>
+      </w:r>
+    </w:p>
+    <w:p>
+      <w:pPr>
+        <w:rPr>
+          <w:rFonts w:eastAsiaTheme="minorEastAsia"/>
+        </w:rPr>
+      </w:pPr>
+      <m:oMath>
+        <m:r>
+          <w:rPr>
+            <w:rFonts w:ascii="Cambria Math" w:hAnsi="Cambria Math"/>
+          </w:rPr>
+          <m:t>∆t∈</m:t>
+        </m:r>
+        <m:sSub>
+          <m:sSubPr>
+            <m:ctrlPr>
+              <w:rPr>
+                <w:rFonts w:ascii="Cambria Math" w:hAnsi="Cambria Math"/>
+                <w:i/>
+              </w:rPr>
+            </m:ctrlPr>
+          </m:sSubPr>
+          <m:e>
+            <m:r>
+              <m:rPr>
+                <m:scr m:val="double-struck"/>
+              </m:rPr>
+              <w:rPr>
+                <w:rFonts w:ascii="Cambria Math" w:hAnsi="Cambria Math"/>
+              </w:rPr>
+              <m:t>R</m:t>
+            </m:r>
+          </m:e>
+          <m:sub>
+            <m:r>
+              <w:rPr>
+                <w:rFonts w:ascii="Cambria Math" w:hAnsi="Cambria Math"/>
+              </w:rPr>
+              <m:t>&gt;0</m:t>
+            </m:r>
+          </m:sub>
+        </m:sSub>
+      </m:oMath>
+      <w:r>
+        <w:rPr>
+          <w:rFonts w:eastAsiaTheme="minorEastAsia"/>
+        </w:rPr>
+        <w:t xml:space="preserve"> – integration step size</w:t>
+      </w:r>
+    </w:p>
+    <w:p>
+      <m:oMath>
+        <m:r>
+          <w:rPr>
+            <w:rFonts w:ascii="Cambria Math" w:eastAsiaTheme="minorEastAsia" w:hAnsi="Cambria Math"/>
+          </w:rPr>
+          <m:t>L</m:t>
+        </m:r>
+        <m:r>
+          <m:rPr>
+            <m:scr m:val="double-struck"/>
+          </m:rPr>
+          <w:rPr>
+            <w:rFonts w:ascii="Cambria Math" w:eastAsiaTheme="minorEastAsia" w:hAnsi="Cambria Math"/>
+          </w:rPr>
+          <m:t>∈N</m:t>
+        </m:r>
+      </m:oMath>
+      <w:r>
+        <w:rPr>
+          <w:rFonts w:eastAsiaTheme="minorEastAsia"/>
+        </w:rPr>
+        <w:t xml:space="preserve"> - integration horizon (number of layer-steps)</w:t>
+      </w:r>
+    </w:p>
+    <w:p/>
+    <w:p>
+      <w:pPr>
+        <w:rPr>
+          <w:u w:val="single"/>
+        </w:rPr>
+      </w:pPr>
+      <w:r>
+        <w:rPr>
+          <w:u w:val="single"/>
+        </w:rPr>
+        <w:t>Constants of the model</w:t>
+      </w:r>
+    </w:p>
+    <w:p/>
+    <w:p>
+      <m:oMath>
+        <m:r>
+          <w:rPr>
+            <w:rFonts w:ascii="Cambria Math" w:hAnsi="Cambria Math"/>
+          </w:rPr>
+          <m:t>V</m:t>
+        </m:r>
+      </m:oMath>
+      <w:r>
+        <w:t xml:space="preserve"> – vocabulary size</w:t>
+      </w:r>
+    </w:p>
+    <w:p>
+      <w:r>
+        <w:t>d – embedding dimension ; for now (</w:t>
+      </w:r>
+      <w:r>
+        <w:rPr>
+          <w:b/>
+          <w:bCs/>
+        </w:rPr>
+        <w:t>v0</w:t>
+      </w:r>
+      <w:r>
+        <w:t xml:space="preserve"> choice) d =</w:t>
+      </w:r>
+    </w:p>
     <w:p/>
     <w:p/>
+    <w:p/>
+    <w:p/>
+    <w:p>
+      <w:pPr>
+        <w:pStyle w:val="Heading1"/>
+      </w:pPr>
+      <w:r>
+        <w:t>References</w:t>
+      </w:r>
+    </w:p>
+    <w:p>
+      <w:r>
+        <w:t>[1] Notes on Natural Language Processing, D.Gueorguiev, 4/26/2026</w:t>
+      </w:r>
+    </w:p>
+    <w:p>
+      <w:r>
+        <w:t>[2]</w:t>
+      </w:r>
+    </w:p>
     <w:sectPr>
       <w:pgSz w:w="12240" w:h="15840"/>
       <w:pgMar w:top="1440" w:right="1440" w:bottom="1440" w:left="1440" w:header="720" w:footer="720" w:gutter="0"/>
